--- a/Knowledge/3-Work knowledge/1-Software Engineering/2-Testing/5-My Source/1-ISTQB Foundation Level/7-Configuration Management/6-Configuration Audits.docx
+++ b/Knowledge/3-Work knowledge/1-Software Engineering/2-Testing/5-My Source/1-ISTQB Foundation Level/7-Configuration Management/6-Configuration Audits.docx
@@ -33,51 +33,77 @@
       </w:pPr>
       <w:r>
         <w:rPr>
-          <w:b/>
-          <w:shd w:val="clear" w:color="auto" w:fill="B7B7B7"/>
-        </w:rPr>
-        <w:t># Source</w:t>
-      </w:r>
-      <w:r>
-        <w:rPr>
-          <w:shd w:val="clear" w:color="auto" w:fill="B7B7B7"/>
-        </w:rPr>
-        <w:t xml:space="preserve">: </w:t>
-      </w:r>
-      <w:r>
-        <w:rPr>
-          <w:b/>
-          <w:shd w:val="clear" w:color="auto" w:fill="B7B7B7"/>
-        </w:rPr>
-        <w:t xml:space="preserve">Chatgpt </w:t>
-      </w:r>
-      <w:r>
-        <w:rPr>
-          <w:b/>
-          <w:sz w:val="14"/>
-          <w:szCs w:val="14"/>
-          <w:shd w:val="clear" w:color="auto" w:fill="B7B7B7"/>
-        </w:rPr>
-        <w:t>(GPT</w:t>
-      </w:r>
-      <w:r>
-        <w:rPr>
-          <w:rFonts w:ascii="Cambria Math" w:hAnsi="Cambria Math" w:cs="Cambria Math"/>
-          <w:b/>
-          <w:sz w:val="14"/>
-          <w:szCs w:val="14"/>
-          <w:shd w:val="clear" w:color="auto" w:fill="B7B7B7"/>
+          <w:rFonts w:ascii="Arial" w:eastAsia="Arial" w:hAnsi="Arial" w:cs="Arial"/>
+          <w:b/>
+          <w:color w:val="000000"/>
+          <w:sz w:val="18"/>
+          <w:highlight w:val="lightGray"/>
+        </w:rPr>
+        <w:t># Source: AI Source: Provided by: [Data Path</w:t>
+      </w:r>
+      <w:r>
+        <w:rPr>
+          <w:rFonts w:ascii="Arial" w:eastAsia="Arial" w:hAnsi="Arial" w:cs="Arial"/>
+          <w:color w:val="000000"/>
+          <w:sz w:val="18"/>
+          <w:highlight w:val="lightGray"/>
+        </w:rPr>
+        <w:t xml:space="preserve">: Persons Table -&gt; ID Column: 1, Name_En Column: Motasem Essam] -&gt; </w:t>
+      </w:r>
+      <w:r>
+        <w:rPr>
+          <w:rFonts w:ascii="Arial" w:eastAsia="Arial" w:hAnsi="Arial" w:cs="Arial"/>
+          <w:b/>
+          <w:color w:val="000000"/>
+          <w:sz w:val="18"/>
+          <w:highlight w:val="lightGray"/>
+        </w:rPr>
+        <w:t>From:</w:t>
+      </w:r>
+      <w:r>
+        <w:rPr>
+          <w:rFonts w:ascii="Arial" w:eastAsia="Arial" w:hAnsi="Arial" w:cs="Arial"/>
+          <w:color w:val="000000"/>
+          <w:sz w:val="18"/>
+          <w:highlight w:val="lightGray"/>
+        </w:rPr>
+        <w:t xml:space="preserve"> [Chatgpt (GPT</w:t>
+      </w:r>
+      <w:r>
+        <w:rPr>
+          <w:rFonts w:ascii="Arial" w:eastAsia="Arial" w:hAnsi="Arial" w:cs="Cambria Math"/>
+          <w:color w:val="000000"/>
+          <w:sz w:val="18"/>
+          <w:highlight w:val="lightGray"/>
         </w:rPr>
         <w:t>‑</w:t>
       </w:r>
       <w:r>
         <w:rPr>
-          <w:b/>
-          <w:sz w:val="14"/>
-          <w:szCs w:val="14"/>
-          <w:shd w:val="clear" w:color="auto" w:fill="B7B7B7"/>
-        </w:rPr>
-        <w:t>5 Mini) at [8/18/2025]</w:t>
+          <w:rFonts w:ascii="Arial" w:eastAsia="Arial" w:hAnsi="Arial" w:cs="Arial"/>
+          <w:color w:val="000000"/>
+          <w:sz w:val="18"/>
+          <w:highlight w:val="lightGray"/>
+        </w:rPr>
+        <w:t xml:space="preserve">5 Mini)] </w:t>
+      </w:r>
+      <w:r>
+        <w:rPr>
+          <w:rFonts w:ascii="Arial" w:eastAsia="Arial" w:hAnsi="Arial" w:cs="Arial"/>
+          <w:b/>
+          <w:color w:val="000000"/>
+          <w:sz w:val="18"/>
+          <w:highlight w:val="lightGray"/>
+        </w:rPr>
+        <w:t>on</w:t>
+      </w:r>
+      <w:r>
+        <w:rPr>
+          <w:rFonts w:ascii="Arial" w:eastAsia="Arial" w:hAnsi="Arial"/>
+          <w:sz w:val="18"/>
+          <w:highlight w:val="lightGray"/>
+        </w:rPr>
+        <w:t xml:space="preserve"> [8/18/2025]</w:t>
       </w:r>
     </w:p>
     <w:p>
@@ -140,7 +166,7 @@
           <w:ilvl w:val="0"/>
           <w:numId w:val="6"/>
         </w:numPr>
-        <w:spacing w:before="240"/>
+        <w:spacing w:before="240" w:after="0" w:line="276" w:lineRule="auto"/>
       </w:pPr>
       <w:r>
         <w:rPr>
@@ -174,7 +200,7 @@
           <w:ilvl w:val="0"/>
           <w:numId w:val="6"/>
         </w:numPr>
-        <w:spacing w:after="240"/>
+        <w:spacing w:after="240" w:line="276" w:lineRule="auto"/>
       </w:pPr>
       <w:r>
         <w:rPr>
@@ -201,7 +227,7 @@
     </w:p>
     <w:p>
       <w:r>
-        <w:pict w14:anchorId="096C13DD">
+        <w:pict w14:anchorId="10666EA1">
           <v:rect id="_x0000_i1025" style="width:0;height:1.5pt" o:hralign="center" o:hrstd="t" o:hr="t" fillcolor="#a0a0a0" stroked="f"/>
         </w:pict>
       </w:r>
@@ -234,51 +260,77 @@
       </w:pPr>
       <w:r>
         <w:rPr>
-          <w:b/>
-          <w:shd w:val="clear" w:color="auto" w:fill="B7B7B7"/>
-        </w:rPr>
-        <w:t># Source</w:t>
-      </w:r>
-      <w:r>
-        <w:rPr>
-          <w:shd w:val="clear" w:color="auto" w:fill="B7B7B7"/>
-        </w:rPr>
-        <w:t xml:space="preserve">: </w:t>
-      </w:r>
-      <w:r>
-        <w:rPr>
-          <w:b/>
-          <w:shd w:val="clear" w:color="auto" w:fill="B7B7B7"/>
-        </w:rPr>
-        <w:t xml:space="preserve">Chatgpt </w:t>
-      </w:r>
-      <w:r>
-        <w:rPr>
-          <w:b/>
-          <w:sz w:val="14"/>
-          <w:szCs w:val="14"/>
-          <w:shd w:val="clear" w:color="auto" w:fill="B7B7B7"/>
-        </w:rPr>
-        <w:t>(GPT</w:t>
-      </w:r>
-      <w:r>
-        <w:rPr>
-          <w:rFonts w:ascii="Cambria Math" w:hAnsi="Cambria Math" w:cs="Cambria Math"/>
-          <w:b/>
-          <w:sz w:val="14"/>
-          <w:szCs w:val="14"/>
-          <w:shd w:val="clear" w:color="auto" w:fill="B7B7B7"/>
+          <w:rFonts w:ascii="Arial" w:eastAsia="Arial" w:hAnsi="Arial" w:cs="Arial"/>
+          <w:b/>
+          <w:color w:val="000000"/>
+          <w:sz w:val="18"/>
+          <w:highlight w:val="lightGray"/>
+        </w:rPr>
+        <w:t># Source: AI Source: Provided by: [Data Path</w:t>
+      </w:r>
+      <w:r>
+        <w:rPr>
+          <w:rFonts w:ascii="Arial" w:eastAsia="Arial" w:hAnsi="Arial" w:cs="Arial"/>
+          <w:color w:val="000000"/>
+          <w:sz w:val="18"/>
+          <w:highlight w:val="lightGray"/>
+        </w:rPr>
+        <w:t xml:space="preserve">: Persons Table -&gt; ID Column: 1, Name_En Column: Motasem Essam] -&gt; </w:t>
+      </w:r>
+      <w:r>
+        <w:rPr>
+          <w:rFonts w:ascii="Arial" w:eastAsia="Arial" w:hAnsi="Arial" w:cs="Arial"/>
+          <w:b/>
+          <w:color w:val="000000"/>
+          <w:sz w:val="18"/>
+          <w:highlight w:val="lightGray"/>
+        </w:rPr>
+        <w:t>From:</w:t>
+      </w:r>
+      <w:r>
+        <w:rPr>
+          <w:rFonts w:ascii="Arial" w:eastAsia="Arial" w:hAnsi="Arial" w:cs="Arial"/>
+          <w:color w:val="000000"/>
+          <w:sz w:val="18"/>
+          <w:highlight w:val="lightGray"/>
+        </w:rPr>
+        <w:t xml:space="preserve"> [Chatgpt (GPT</w:t>
+      </w:r>
+      <w:r>
+        <w:rPr>
+          <w:rFonts w:ascii="Arial" w:eastAsia="Arial" w:hAnsi="Arial" w:cs="Cambria Math"/>
+          <w:color w:val="000000"/>
+          <w:sz w:val="18"/>
+          <w:highlight w:val="lightGray"/>
         </w:rPr>
         <w:t>‑</w:t>
       </w:r>
       <w:r>
         <w:rPr>
-          <w:b/>
-          <w:sz w:val="14"/>
-          <w:szCs w:val="14"/>
-          <w:shd w:val="clear" w:color="auto" w:fill="B7B7B7"/>
-        </w:rPr>
-        <w:t>5 Mini) at [8/18/2025]</w:t>
+          <w:rFonts w:ascii="Arial" w:eastAsia="Arial" w:hAnsi="Arial" w:cs="Arial"/>
+          <w:color w:val="000000"/>
+          <w:sz w:val="18"/>
+          <w:highlight w:val="lightGray"/>
+        </w:rPr>
+        <w:t xml:space="preserve">5 Mini)] </w:t>
+      </w:r>
+      <w:r>
+        <w:rPr>
+          <w:rFonts w:ascii="Arial" w:eastAsia="Arial" w:hAnsi="Arial" w:cs="Arial"/>
+          <w:b/>
+          <w:color w:val="000000"/>
+          <w:sz w:val="18"/>
+          <w:highlight w:val="lightGray"/>
+        </w:rPr>
+        <w:t>on</w:t>
+      </w:r>
+      <w:r>
+        <w:rPr>
+          <w:rFonts w:ascii="Arial" w:eastAsia="Arial" w:hAnsi="Arial"/>
+          <w:sz w:val="18"/>
+          <w:highlight w:val="lightGray"/>
+        </w:rPr>
+        <w:t xml:space="preserve"> [8/18/2025]</w:t>
       </w:r>
     </w:p>
     <w:p>
@@ -287,7 +339,7 @@
           <w:ilvl w:val="0"/>
           <w:numId w:val="1"/>
         </w:numPr>
-        <w:spacing w:before="240"/>
+        <w:spacing w:before="240" w:after="0" w:line="276" w:lineRule="auto"/>
       </w:pPr>
       <w:r>
         <w:rPr>
@@ -321,6 +373,7 @@
           <w:ilvl w:val="0"/>
           <w:numId w:val="1"/>
         </w:numPr>
+        <w:spacing w:after="0" w:line="276" w:lineRule="auto"/>
       </w:pPr>
       <w:r>
         <w:rPr>
@@ -354,6 +407,7 @@
           <w:ilvl w:val="0"/>
           <w:numId w:val="1"/>
         </w:numPr>
+        <w:spacing w:after="0" w:line="276" w:lineRule="auto"/>
       </w:pPr>
       <w:r>
         <w:rPr>
@@ -387,7 +441,7 @@
           <w:ilvl w:val="0"/>
           <w:numId w:val="1"/>
         </w:numPr>
-        <w:spacing w:after="240"/>
+        <w:spacing w:after="240" w:line="276" w:lineRule="auto"/>
       </w:pPr>
       <w:r>
         <w:rPr>
@@ -417,7 +471,7 @@
     </w:p>
     <w:p>
       <w:r>
-        <w:pict w14:anchorId="1242BC23">
+        <w:pict w14:anchorId="44AEBF79">
           <v:rect id="_x0000_i1026" style="width:0;height:1.5pt" o:hralign="center" o:hrstd="t" o:hr="t" fillcolor="#a0a0a0" stroked="f"/>
         </w:pict>
       </w:r>
@@ -450,51 +504,77 @@
       </w:pPr>
       <w:r>
         <w:rPr>
-          <w:b/>
-          <w:shd w:val="clear" w:color="auto" w:fill="B7B7B7"/>
-        </w:rPr>
-        <w:t># Source</w:t>
-      </w:r>
-      <w:r>
-        <w:rPr>
-          <w:shd w:val="clear" w:color="auto" w:fill="B7B7B7"/>
-        </w:rPr>
-        <w:t xml:space="preserve">: </w:t>
-      </w:r>
-      <w:r>
-        <w:rPr>
-          <w:b/>
-          <w:shd w:val="clear" w:color="auto" w:fill="B7B7B7"/>
-        </w:rPr>
-        <w:t xml:space="preserve">Chatgpt </w:t>
-      </w:r>
-      <w:r>
-        <w:rPr>
-          <w:b/>
-          <w:sz w:val="14"/>
-          <w:szCs w:val="14"/>
-          <w:shd w:val="clear" w:color="auto" w:fill="B7B7B7"/>
-        </w:rPr>
-        <w:t>(GPT</w:t>
-      </w:r>
-      <w:r>
-        <w:rPr>
-          <w:rFonts w:ascii="Cambria Math" w:hAnsi="Cambria Math" w:cs="Cambria Math"/>
-          <w:b/>
-          <w:sz w:val="14"/>
-          <w:szCs w:val="14"/>
-          <w:shd w:val="clear" w:color="auto" w:fill="B7B7B7"/>
+          <w:rFonts w:ascii="Arial" w:eastAsia="Arial" w:hAnsi="Arial" w:cs="Arial"/>
+          <w:b/>
+          <w:color w:val="000000"/>
+          <w:sz w:val="18"/>
+          <w:highlight w:val="lightGray"/>
+        </w:rPr>
+        <w:t># Source: AI Source: Provided by: [Data Path</w:t>
+      </w:r>
+      <w:r>
+        <w:rPr>
+          <w:rFonts w:ascii="Arial" w:eastAsia="Arial" w:hAnsi="Arial" w:cs="Arial"/>
+          <w:color w:val="000000"/>
+          <w:sz w:val="18"/>
+          <w:highlight w:val="lightGray"/>
+        </w:rPr>
+        <w:t xml:space="preserve">: Persons Table -&gt; ID Column: 1, Name_En Column: Motasem Essam] -&gt; </w:t>
+      </w:r>
+      <w:r>
+        <w:rPr>
+          <w:rFonts w:ascii="Arial" w:eastAsia="Arial" w:hAnsi="Arial" w:cs="Arial"/>
+          <w:b/>
+          <w:color w:val="000000"/>
+          <w:sz w:val="18"/>
+          <w:highlight w:val="lightGray"/>
+        </w:rPr>
+        <w:t>From:</w:t>
+      </w:r>
+      <w:r>
+        <w:rPr>
+          <w:rFonts w:ascii="Arial" w:eastAsia="Arial" w:hAnsi="Arial" w:cs="Arial"/>
+          <w:color w:val="000000"/>
+          <w:sz w:val="18"/>
+          <w:highlight w:val="lightGray"/>
+        </w:rPr>
+        <w:t xml:space="preserve"> [Chatgpt (GPT</w:t>
+      </w:r>
+      <w:r>
+        <w:rPr>
+          <w:rFonts w:ascii="Arial" w:eastAsia="Arial" w:hAnsi="Arial" w:cs="Cambria Math"/>
+          <w:color w:val="000000"/>
+          <w:sz w:val="18"/>
+          <w:highlight w:val="lightGray"/>
         </w:rPr>
         <w:t>‑</w:t>
       </w:r>
       <w:r>
         <w:rPr>
-          <w:b/>
-          <w:sz w:val="14"/>
-          <w:szCs w:val="14"/>
-          <w:shd w:val="clear" w:color="auto" w:fill="B7B7B7"/>
-        </w:rPr>
-        <w:t>5 Mini) at [8/18/2025]</w:t>
+          <w:rFonts w:ascii="Arial" w:eastAsia="Arial" w:hAnsi="Arial" w:cs="Arial"/>
+          <w:color w:val="000000"/>
+          <w:sz w:val="18"/>
+          <w:highlight w:val="lightGray"/>
+        </w:rPr>
+        <w:t xml:space="preserve">5 Mini)] </w:t>
+      </w:r>
+      <w:r>
+        <w:rPr>
+          <w:rFonts w:ascii="Arial" w:eastAsia="Arial" w:hAnsi="Arial" w:cs="Arial"/>
+          <w:b/>
+          <w:color w:val="000000"/>
+          <w:sz w:val="18"/>
+          <w:highlight w:val="lightGray"/>
+        </w:rPr>
+        <w:t>on</w:t>
+      </w:r>
+      <w:r>
+        <w:rPr>
+          <w:rFonts w:ascii="Arial" w:eastAsia="Arial" w:hAnsi="Arial"/>
+          <w:sz w:val="18"/>
+          <w:highlight w:val="lightGray"/>
+        </w:rPr>
+        <w:t xml:space="preserve"> [8/18/2025]</w:t>
       </w:r>
     </w:p>
     <w:p>
@@ -503,7 +583,7 @@
           <w:ilvl w:val="0"/>
           <w:numId w:val="2"/>
         </w:numPr>
-        <w:spacing w:before="240"/>
+        <w:spacing w:before="240" w:after="0" w:line="276" w:lineRule="auto"/>
         <w:rPr>
           <w:rFonts w:ascii="Roboto Mono" w:eastAsia="Roboto Mono" w:hAnsi="Roboto Mono" w:cs="Roboto Mono"/>
         </w:rPr>
@@ -529,12 +609,12 @@
           <w:ilvl w:val="1"/>
           <w:numId w:val="2"/>
         </w:numPr>
-      </w:pPr>
-      <w:r>
-        <w:rPr>
-          <w:rFonts w:ascii="Roboto Mono" w:eastAsia="Roboto Mono" w:hAnsi="Roboto Mono" w:cs="Roboto Mono"/>
-        </w:rPr>
-        <w:lastRenderedPageBreak/>
+        <w:spacing w:after="0" w:line="276" w:lineRule="auto"/>
+      </w:pPr>
+      <w:r>
+        <w:rPr>
+          <w:rFonts w:ascii="Roboto Mono" w:eastAsia="Roboto Mono" w:hAnsi="Roboto Mono" w:cs="Roboto Mono"/>
+        </w:rPr>
         <w:t xml:space="preserve">Checks whether the CI meets its </w:t>
       </w:r>
       <w:r>
@@ -563,6 +643,7 @@
           <w:ilvl w:val="1"/>
           <w:numId w:val="2"/>
         </w:numPr>
+        <w:spacing w:after="0" w:line="276" w:lineRule="auto"/>
         <w:rPr>
           <w:rFonts w:ascii="Roboto Mono" w:eastAsia="Roboto Mono" w:hAnsi="Roboto Mono" w:cs="Roboto Mono"/>
         </w:rPr>
@@ -586,6 +667,7 @@
           <w:ilvl w:val="0"/>
           <w:numId w:val="2"/>
         </w:numPr>
+        <w:spacing w:after="0" w:line="276" w:lineRule="auto"/>
         <w:rPr>
           <w:rFonts w:ascii="Roboto Mono" w:eastAsia="Roboto Mono" w:hAnsi="Roboto Mono" w:cs="Roboto Mono"/>
         </w:rPr>
@@ -611,6 +693,7 @@
           <w:ilvl w:val="1"/>
           <w:numId w:val="2"/>
         </w:numPr>
+        <w:spacing w:after="0" w:line="276" w:lineRule="auto"/>
       </w:pPr>
       <w:r>
         <w:rPr>
@@ -644,7 +727,7 @@
           <w:ilvl w:val="1"/>
           <w:numId w:val="2"/>
         </w:numPr>
-        <w:spacing w:after="240"/>
+        <w:spacing w:after="240" w:line="276" w:lineRule="auto"/>
         <w:rPr>
           <w:rFonts w:ascii="Roboto Mono" w:eastAsia="Roboto Mono" w:hAnsi="Roboto Mono" w:cs="Roboto Mono"/>
         </w:rPr>
@@ -664,7 +747,7 @@
     </w:p>
     <w:p>
       <w:r>
-        <w:pict w14:anchorId="25383CB2">
+        <w:pict w14:anchorId="7EF46C81">
           <v:rect id="_x0000_i1027" style="width:0;height:1.5pt" o:hralign="center" o:hrstd="t" o:hr="t" fillcolor="#a0a0a0" stroked="f"/>
         </w:pict>
       </w:r>
@@ -697,51 +780,77 @@
       </w:pPr>
       <w:r>
         <w:rPr>
-          <w:b/>
-          <w:shd w:val="clear" w:color="auto" w:fill="B7B7B7"/>
-        </w:rPr>
-        <w:t># Source</w:t>
-      </w:r>
-      <w:r>
-        <w:rPr>
-          <w:shd w:val="clear" w:color="auto" w:fill="B7B7B7"/>
-        </w:rPr>
-        <w:t xml:space="preserve">: </w:t>
-      </w:r>
-      <w:r>
-        <w:rPr>
-          <w:b/>
-          <w:shd w:val="clear" w:color="auto" w:fill="B7B7B7"/>
-        </w:rPr>
-        <w:t xml:space="preserve">Chatgpt </w:t>
-      </w:r>
-      <w:r>
-        <w:rPr>
-          <w:b/>
-          <w:sz w:val="14"/>
-          <w:szCs w:val="14"/>
-          <w:shd w:val="clear" w:color="auto" w:fill="B7B7B7"/>
-        </w:rPr>
-        <w:t>(GPT</w:t>
-      </w:r>
-      <w:r>
-        <w:rPr>
-          <w:rFonts w:ascii="Cambria Math" w:hAnsi="Cambria Math" w:cs="Cambria Math"/>
-          <w:b/>
-          <w:sz w:val="14"/>
-          <w:szCs w:val="14"/>
-          <w:shd w:val="clear" w:color="auto" w:fill="B7B7B7"/>
+          <w:rFonts w:ascii="Arial" w:eastAsia="Arial" w:hAnsi="Arial" w:cs="Arial"/>
+          <w:b/>
+          <w:color w:val="000000"/>
+          <w:sz w:val="18"/>
+          <w:highlight w:val="lightGray"/>
+        </w:rPr>
+        <w:t># Source: AI Source: Provided by: [Data Path</w:t>
+      </w:r>
+      <w:r>
+        <w:rPr>
+          <w:rFonts w:ascii="Arial" w:eastAsia="Arial" w:hAnsi="Arial" w:cs="Arial"/>
+          <w:color w:val="000000"/>
+          <w:sz w:val="18"/>
+          <w:highlight w:val="lightGray"/>
+        </w:rPr>
+        <w:t xml:space="preserve">: Persons Table -&gt; ID Column: 1, Name_En Column: Motasem Essam] -&gt; </w:t>
+      </w:r>
+      <w:r>
+        <w:rPr>
+          <w:rFonts w:ascii="Arial" w:eastAsia="Arial" w:hAnsi="Arial" w:cs="Arial"/>
+          <w:b/>
+          <w:color w:val="000000"/>
+          <w:sz w:val="18"/>
+          <w:highlight w:val="lightGray"/>
+        </w:rPr>
+        <w:t>From:</w:t>
+      </w:r>
+      <w:r>
+        <w:rPr>
+          <w:rFonts w:ascii="Arial" w:eastAsia="Arial" w:hAnsi="Arial" w:cs="Arial"/>
+          <w:color w:val="000000"/>
+          <w:sz w:val="18"/>
+          <w:highlight w:val="lightGray"/>
+        </w:rPr>
+        <w:t xml:space="preserve"> [Chatgpt (GPT</w:t>
+      </w:r>
+      <w:r>
+        <w:rPr>
+          <w:rFonts w:ascii="Arial" w:eastAsia="Arial" w:hAnsi="Arial" w:cs="Cambria Math"/>
+          <w:color w:val="000000"/>
+          <w:sz w:val="18"/>
+          <w:highlight w:val="lightGray"/>
         </w:rPr>
         <w:t>‑</w:t>
       </w:r>
       <w:r>
         <w:rPr>
-          <w:b/>
-          <w:sz w:val="14"/>
-          <w:szCs w:val="14"/>
-          <w:shd w:val="clear" w:color="auto" w:fill="B7B7B7"/>
-        </w:rPr>
-        <w:t>5 Mini) at [8/18/2025]</w:t>
+          <w:rFonts w:ascii="Arial" w:eastAsia="Arial" w:hAnsi="Arial" w:cs="Arial"/>
+          <w:color w:val="000000"/>
+          <w:sz w:val="18"/>
+          <w:highlight w:val="lightGray"/>
+        </w:rPr>
+        <w:t xml:space="preserve">5 Mini)] </w:t>
+      </w:r>
+      <w:r>
+        <w:rPr>
+          <w:rFonts w:ascii="Arial" w:eastAsia="Arial" w:hAnsi="Arial" w:cs="Arial"/>
+          <w:b/>
+          <w:color w:val="000000"/>
+          <w:sz w:val="18"/>
+          <w:highlight w:val="lightGray"/>
+        </w:rPr>
+        <w:t>on</w:t>
+      </w:r>
+      <w:r>
+        <w:rPr>
+          <w:rFonts w:ascii="Arial" w:eastAsia="Arial" w:hAnsi="Arial"/>
+          <w:sz w:val="18"/>
+          <w:highlight w:val="lightGray"/>
+        </w:rPr>
+        <w:t xml:space="preserve"> [8/18/2025]</w:t>
       </w:r>
     </w:p>
     <w:p>
@@ -750,7 +859,7 @@
           <w:ilvl w:val="0"/>
           <w:numId w:val="3"/>
         </w:numPr>
-        <w:spacing w:before="240"/>
+        <w:spacing w:before="240" w:after="0" w:line="276" w:lineRule="auto"/>
         <w:rPr>
           <w:rFonts w:ascii="Roboto Mono" w:eastAsia="Roboto Mono" w:hAnsi="Roboto Mono" w:cs="Roboto Mono"/>
         </w:rPr>
@@ -774,6 +883,7 @@
           <w:ilvl w:val="0"/>
           <w:numId w:val="3"/>
         </w:numPr>
+        <w:spacing w:after="0" w:line="276" w:lineRule="auto"/>
         <w:rPr>
           <w:rFonts w:ascii="Roboto Mono" w:eastAsia="Roboto Mono" w:hAnsi="Roboto Mono" w:cs="Roboto Mono"/>
         </w:rPr>
@@ -797,6 +907,7 @@
           <w:ilvl w:val="0"/>
           <w:numId w:val="3"/>
         </w:numPr>
+        <w:spacing w:after="0" w:line="276" w:lineRule="auto"/>
         <w:rPr>
           <w:rFonts w:ascii="Roboto Mono" w:eastAsia="Roboto Mono" w:hAnsi="Roboto Mono" w:cs="Roboto Mono"/>
         </w:rPr>
@@ -820,6 +931,7 @@
           <w:ilvl w:val="0"/>
           <w:numId w:val="3"/>
         </w:numPr>
+        <w:spacing w:after="0" w:line="276" w:lineRule="auto"/>
         <w:rPr>
           <w:rFonts w:ascii="Roboto Mono" w:eastAsia="Roboto Mono" w:hAnsi="Roboto Mono" w:cs="Roboto Mono"/>
         </w:rPr>
@@ -843,7 +955,7 @@
           <w:ilvl w:val="0"/>
           <w:numId w:val="3"/>
         </w:numPr>
-        <w:spacing w:after="240"/>
+        <w:spacing w:after="240" w:line="276" w:lineRule="auto"/>
       </w:pPr>
       <w:r>
         <w:rPr>
@@ -857,7 +969,7 @@
     </w:p>
     <w:p>
       <w:r>
-        <w:pict w14:anchorId="797D320E">
+        <w:pict w14:anchorId="01F3921E">
           <v:rect id="_x0000_i1028" style="width:0;height:1.5pt" o:hralign="center" o:hrstd="t" o:hr="t" fillcolor="#a0a0a0" stroked="f"/>
         </w:pict>
       </w:r>
@@ -890,51 +1002,77 @@
       </w:pPr>
       <w:r>
         <w:rPr>
-          <w:b/>
-          <w:shd w:val="clear" w:color="auto" w:fill="B7B7B7"/>
-        </w:rPr>
-        <w:t># Source</w:t>
-      </w:r>
-      <w:r>
-        <w:rPr>
-          <w:shd w:val="clear" w:color="auto" w:fill="B7B7B7"/>
-        </w:rPr>
-        <w:t xml:space="preserve">: </w:t>
-      </w:r>
-      <w:r>
-        <w:rPr>
-          <w:b/>
-          <w:shd w:val="clear" w:color="auto" w:fill="B7B7B7"/>
-        </w:rPr>
-        <w:t xml:space="preserve">Chatgpt </w:t>
-      </w:r>
-      <w:r>
-        <w:rPr>
-          <w:b/>
-          <w:sz w:val="14"/>
-          <w:szCs w:val="14"/>
-          <w:shd w:val="clear" w:color="auto" w:fill="B7B7B7"/>
-        </w:rPr>
-        <w:t>(GPT</w:t>
-      </w:r>
-      <w:r>
-        <w:rPr>
-          <w:rFonts w:ascii="Cambria Math" w:hAnsi="Cambria Math" w:cs="Cambria Math"/>
-          <w:b/>
-          <w:sz w:val="14"/>
-          <w:szCs w:val="14"/>
-          <w:shd w:val="clear" w:color="auto" w:fill="B7B7B7"/>
+          <w:rFonts w:ascii="Arial" w:eastAsia="Arial" w:hAnsi="Arial" w:cs="Arial"/>
+          <w:b/>
+          <w:color w:val="000000"/>
+          <w:sz w:val="18"/>
+          <w:highlight w:val="lightGray"/>
+        </w:rPr>
+        <w:t># Source: AI Source: Provided by: [Data Path</w:t>
+      </w:r>
+      <w:r>
+        <w:rPr>
+          <w:rFonts w:ascii="Arial" w:eastAsia="Arial" w:hAnsi="Arial" w:cs="Arial"/>
+          <w:color w:val="000000"/>
+          <w:sz w:val="18"/>
+          <w:highlight w:val="lightGray"/>
+        </w:rPr>
+        <w:t xml:space="preserve">: Persons Table -&gt; ID Column: 1, Name_En Column: Motasem Essam] -&gt; </w:t>
+      </w:r>
+      <w:r>
+        <w:rPr>
+          <w:rFonts w:ascii="Arial" w:eastAsia="Arial" w:hAnsi="Arial" w:cs="Arial"/>
+          <w:b/>
+          <w:color w:val="000000"/>
+          <w:sz w:val="18"/>
+          <w:highlight w:val="lightGray"/>
+        </w:rPr>
+        <w:t>From:</w:t>
+      </w:r>
+      <w:r>
+        <w:rPr>
+          <w:rFonts w:ascii="Arial" w:eastAsia="Arial" w:hAnsi="Arial" w:cs="Arial"/>
+          <w:color w:val="000000"/>
+          <w:sz w:val="18"/>
+          <w:highlight w:val="lightGray"/>
+        </w:rPr>
+        <w:t xml:space="preserve"> [Chatgpt (GPT</w:t>
+      </w:r>
+      <w:r>
+        <w:rPr>
+          <w:rFonts w:ascii="Arial" w:eastAsia="Arial" w:hAnsi="Arial" w:cs="Cambria Math"/>
+          <w:color w:val="000000"/>
+          <w:sz w:val="18"/>
+          <w:highlight w:val="lightGray"/>
         </w:rPr>
         <w:t>‑</w:t>
       </w:r>
       <w:r>
         <w:rPr>
-          <w:b/>
-          <w:sz w:val="14"/>
-          <w:szCs w:val="14"/>
-          <w:shd w:val="clear" w:color="auto" w:fill="B7B7B7"/>
-        </w:rPr>
-        <w:t>5 Mini) at [8/18/2025]</w:t>
+          <w:rFonts w:ascii="Arial" w:eastAsia="Arial" w:hAnsi="Arial" w:cs="Arial"/>
+          <w:color w:val="000000"/>
+          <w:sz w:val="18"/>
+          <w:highlight w:val="lightGray"/>
+        </w:rPr>
+        <w:t xml:space="preserve">5 Mini)] </w:t>
+      </w:r>
+      <w:r>
+        <w:rPr>
+          <w:rFonts w:ascii="Arial" w:eastAsia="Arial" w:hAnsi="Arial" w:cs="Arial"/>
+          <w:b/>
+          <w:color w:val="000000"/>
+          <w:sz w:val="18"/>
+          <w:highlight w:val="lightGray"/>
+        </w:rPr>
+        <w:t>on</w:t>
+      </w:r>
+      <w:r>
+        <w:rPr>
+          <w:rFonts w:ascii="Arial" w:eastAsia="Arial" w:hAnsi="Arial"/>
+          <w:sz w:val="18"/>
+          <w:highlight w:val="lightGray"/>
+        </w:rPr>
+        <w:t xml:space="preserve"> [8/18/2025]</w:t>
       </w:r>
     </w:p>
     <w:p>
@@ -997,13 +1135,12 @@
           <w:ilvl w:val="0"/>
           <w:numId w:val="4"/>
         </w:numPr>
-        <w:spacing w:before="240"/>
-      </w:pPr>
-      <w:r>
-        <w:rPr>
-          <w:rFonts w:ascii="Roboto Mono" w:eastAsia="Roboto Mono" w:hAnsi="Roboto Mono" w:cs="Roboto Mono"/>
-        </w:rPr>
-        <w:lastRenderedPageBreak/>
+        <w:spacing w:before="240" w:after="0" w:line="276" w:lineRule="auto"/>
+      </w:pPr>
+      <w:r>
+        <w:rPr>
+          <w:rFonts w:ascii="Roboto Mono" w:eastAsia="Roboto Mono" w:hAnsi="Roboto Mono" w:cs="Roboto Mono"/>
+        </w:rPr>
         <w:t xml:space="preserve">Does </w:t>
       </w:r>
       <w:r>
@@ -1032,6 +1169,7 @@
           <w:ilvl w:val="0"/>
           <w:numId w:val="4"/>
         </w:numPr>
+        <w:spacing w:after="0" w:line="276" w:lineRule="auto"/>
       </w:pPr>
       <w:r>
         <w:rPr>
@@ -1065,6 +1203,7 @@
           <w:ilvl w:val="0"/>
           <w:numId w:val="4"/>
         </w:numPr>
+        <w:spacing w:after="0" w:line="276" w:lineRule="auto"/>
       </w:pPr>
       <w:r>
         <w:rPr>
@@ -1098,7 +1237,7 @@
           <w:ilvl w:val="0"/>
           <w:numId w:val="4"/>
         </w:numPr>
-        <w:spacing w:after="240"/>
+        <w:spacing w:after="240" w:line="276" w:lineRule="auto"/>
         <w:rPr>
           <w:rFonts w:ascii="Roboto Mono" w:eastAsia="Roboto Mono" w:hAnsi="Roboto Mono" w:cs="Roboto Mono"/>
         </w:rPr>
@@ -1139,7 +1278,7 @@
     </w:p>
     <w:p>
       <w:r>
-        <w:pict w14:anchorId="52F64888">
+        <w:pict w14:anchorId="7839491C">
           <v:rect id="_x0000_i1029" style="width:0;height:1.5pt" o:hralign="center" o:hrstd="t" o:hr="t" fillcolor="#a0a0a0" stroked="f"/>
         </w:pict>
       </w:r>
@@ -1172,51 +1311,77 @@
       </w:pPr>
       <w:r>
         <w:rPr>
-          <w:b/>
-          <w:shd w:val="clear" w:color="auto" w:fill="B7B7B7"/>
-        </w:rPr>
-        <w:t># Source</w:t>
-      </w:r>
-      <w:r>
-        <w:rPr>
-          <w:shd w:val="clear" w:color="auto" w:fill="B7B7B7"/>
-        </w:rPr>
-        <w:t xml:space="preserve">: </w:t>
-      </w:r>
-      <w:r>
-        <w:rPr>
-          <w:b/>
-          <w:shd w:val="clear" w:color="auto" w:fill="B7B7B7"/>
-        </w:rPr>
-        <w:t xml:space="preserve">Chatgpt </w:t>
-      </w:r>
-      <w:r>
-        <w:rPr>
-          <w:b/>
-          <w:sz w:val="14"/>
-          <w:szCs w:val="14"/>
-          <w:shd w:val="clear" w:color="auto" w:fill="B7B7B7"/>
-        </w:rPr>
-        <w:t>(GPT</w:t>
-      </w:r>
-      <w:r>
-        <w:rPr>
-          <w:rFonts w:ascii="Cambria Math" w:hAnsi="Cambria Math" w:cs="Cambria Math"/>
-          <w:b/>
-          <w:sz w:val="14"/>
-          <w:szCs w:val="14"/>
-          <w:shd w:val="clear" w:color="auto" w:fill="B7B7B7"/>
+          <w:rFonts w:ascii="Arial" w:eastAsia="Arial" w:hAnsi="Arial" w:cs="Arial"/>
+          <w:b/>
+          <w:color w:val="000000"/>
+          <w:sz w:val="18"/>
+          <w:highlight w:val="lightGray"/>
+        </w:rPr>
+        <w:t># Source: AI Source: Provided by: [Data Path</w:t>
+      </w:r>
+      <w:r>
+        <w:rPr>
+          <w:rFonts w:ascii="Arial" w:eastAsia="Arial" w:hAnsi="Arial" w:cs="Arial"/>
+          <w:color w:val="000000"/>
+          <w:sz w:val="18"/>
+          <w:highlight w:val="lightGray"/>
+        </w:rPr>
+        <w:t xml:space="preserve">: Persons Table -&gt; ID Column: 1, Name_En Column: Motasem Essam] -&gt; </w:t>
+      </w:r>
+      <w:r>
+        <w:rPr>
+          <w:rFonts w:ascii="Arial" w:eastAsia="Arial" w:hAnsi="Arial" w:cs="Arial"/>
+          <w:b/>
+          <w:color w:val="000000"/>
+          <w:sz w:val="18"/>
+          <w:highlight w:val="lightGray"/>
+        </w:rPr>
+        <w:t>From:</w:t>
+      </w:r>
+      <w:r>
+        <w:rPr>
+          <w:rFonts w:ascii="Arial" w:eastAsia="Arial" w:hAnsi="Arial" w:cs="Arial"/>
+          <w:color w:val="000000"/>
+          <w:sz w:val="18"/>
+          <w:highlight w:val="lightGray"/>
+        </w:rPr>
+        <w:t xml:space="preserve"> [Chatgpt (GPT</w:t>
+      </w:r>
+      <w:r>
+        <w:rPr>
+          <w:rFonts w:ascii="Arial" w:eastAsia="Arial" w:hAnsi="Arial" w:cs="Cambria Math"/>
+          <w:color w:val="000000"/>
+          <w:sz w:val="18"/>
+          <w:highlight w:val="lightGray"/>
         </w:rPr>
         <w:t>‑</w:t>
       </w:r>
       <w:r>
         <w:rPr>
-          <w:b/>
-          <w:sz w:val="14"/>
-          <w:szCs w:val="14"/>
-          <w:shd w:val="clear" w:color="auto" w:fill="B7B7B7"/>
-        </w:rPr>
-        <w:t>5 Mini) at [8/18/2025]</w:t>
+          <w:rFonts w:ascii="Arial" w:eastAsia="Arial" w:hAnsi="Arial" w:cs="Arial"/>
+          <w:color w:val="000000"/>
+          <w:sz w:val="18"/>
+          <w:highlight w:val="lightGray"/>
+        </w:rPr>
+        <w:t xml:space="preserve">5 Mini)] </w:t>
+      </w:r>
+      <w:r>
+        <w:rPr>
+          <w:rFonts w:ascii="Arial" w:eastAsia="Arial" w:hAnsi="Arial" w:cs="Arial"/>
+          <w:b/>
+          <w:color w:val="000000"/>
+          <w:sz w:val="18"/>
+          <w:highlight w:val="lightGray"/>
+        </w:rPr>
+        <w:t>on</w:t>
+      </w:r>
+      <w:r>
+        <w:rPr>
+          <w:rFonts w:ascii="Arial" w:eastAsia="Arial" w:hAnsi="Arial"/>
+          <w:sz w:val="18"/>
+          <w:highlight w:val="lightGray"/>
+        </w:rPr>
+        <w:t xml:space="preserve"> [8/18/2025]</w:t>
       </w:r>
     </w:p>
     <w:p>
@@ -1225,7 +1390,7 @@
           <w:ilvl w:val="0"/>
           <w:numId w:val="5"/>
         </w:numPr>
-        <w:spacing w:before="240"/>
+        <w:spacing w:before="240" w:after="0" w:line="276" w:lineRule="auto"/>
         <w:rPr>
           <w:rFonts w:ascii="Roboto Mono" w:eastAsia="Roboto Mono" w:hAnsi="Roboto Mono" w:cs="Roboto Mono"/>
         </w:rPr>
@@ -1249,6 +1414,7 @@
           <w:ilvl w:val="0"/>
           <w:numId w:val="5"/>
         </w:numPr>
+        <w:spacing w:after="0" w:line="276" w:lineRule="auto"/>
         <w:rPr>
           <w:rFonts w:ascii="Roboto Mono" w:eastAsia="Roboto Mono" w:hAnsi="Roboto Mono" w:cs="Roboto Mono"/>
         </w:rPr>
@@ -1272,6 +1438,7 @@
           <w:ilvl w:val="0"/>
           <w:numId w:val="5"/>
         </w:numPr>
+        <w:spacing w:after="0" w:line="276" w:lineRule="auto"/>
         <w:rPr>
           <w:rFonts w:ascii="Roboto Mono" w:eastAsia="Roboto Mono" w:hAnsi="Roboto Mono" w:cs="Roboto Mono"/>
         </w:rPr>
@@ -1295,7 +1462,7 @@
           <w:ilvl w:val="0"/>
           <w:numId w:val="5"/>
         </w:numPr>
-        <w:spacing w:after="240"/>
+        <w:spacing w:after="240" w:line="276" w:lineRule="auto"/>
       </w:pPr>
       <w:r>
         <w:rPr>
@@ -1325,7 +1492,7 @@
     </w:p>
     <w:p>
       <w:r>
-        <w:pict w14:anchorId="4D497694">
+        <w:pict w14:anchorId="48B6AA90">
           <v:rect id="_x0000_i1030" style="width:0;height:1.5pt" o:hralign="center" o:hrstd="t" o:hr="t" fillcolor="#a0a0a0" stroked="f"/>
         </w:pict>
       </w:r>
@@ -1405,17 +1572,18 @@
     </w:p>
     <w:p>
       <w:r>
-        <w:pict w14:anchorId="1656D832">
+        <w:pict w14:anchorId="22BA3CBE">
           <v:rect id="_x0000_i1031" style="width:0;height:1.5pt" o:hralign="center" o:hrstd="t" o:hr="t" fillcolor="#a0a0a0" stroked="f"/>
         </w:pict>
       </w:r>
     </w:p>
+    <w:p/>
     <w:p/>
     <w:sectPr>
       <w:pgSz w:w="12240" w:h="15840"/>
       <w:pgMar w:top="1440" w:right="1440" w:bottom="1440" w:left="1440" w:header="720" w:footer="720" w:gutter="0"/>
-      <w:pgNumType w:start="1"/>
       <w:cols w:space="720"/>
+      <w:docGrid w:linePitch="360"/>
     </w:sectPr>
   </w:body>
 </w:document>
@@ -2522,18 +2690,6 @@
   <w:style w:type="paragraph" w:default="1" w:styleId="Normal">
     <w:name w:val="Normal"/>
     <w:qFormat/>
-    <w:rsid w:val="00995EDD"/>
-    <w:pPr>
-      <w:spacing w:after="0" w:line="276" w:lineRule="auto"/>
-    </w:pPr>
-    <w:rPr>
-      <w:rFonts w:ascii="Arial" w:eastAsia="Arial" w:hAnsi="Arial" w:cs="Arial"/>
-      <w:kern w:val="0"/>
-      <w:sz w:val="22"/>
-      <w:szCs w:val="22"/>
-      <w:lang w:val="en"/>
-      <w14:ligatures w14:val="none"/>
-    </w:rPr>
   </w:style>
   <w:style w:type="paragraph" w:styleId="Heading1">
     <w:name w:val="heading 1"/>
@@ -2542,7 +2698,7 @@
     <w:link w:val="Heading1Char"/>
     <w:uiPriority w:val="9"/>
     <w:qFormat/>
-    <w:rsid w:val="00D72D38"/>
+    <w:rsid w:val="003F5A6F"/>
     <w:pPr>
       <w:keepNext/>
       <w:keepLines/>
@@ -2564,7 +2720,7 @@
     <w:uiPriority w:val="9"/>
     <w:unhideWhenUsed/>
     <w:qFormat/>
-    <w:rsid w:val="00D72D38"/>
+    <w:rsid w:val="003F5A6F"/>
     <w:pPr>
       <w:keepNext/>
       <w:keepLines/>
@@ -2587,7 +2743,7 @@
     <w:semiHidden/>
     <w:unhideWhenUsed/>
     <w:qFormat/>
-    <w:rsid w:val="00D72D38"/>
+    <w:rsid w:val="003F5A6F"/>
     <w:pPr>
       <w:keepNext/>
       <w:keepLines/>
@@ -2610,7 +2766,7 @@
     <w:semiHidden/>
     <w:unhideWhenUsed/>
     <w:qFormat/>
-    <w:rsid w:val="00D72D38"/>
+    <w:rsid w:val="003F5A6F"/>
     <w:pPr>
       <w:keepNext/>
       <w:keepLines/>
@@ -2633,7 +2789,7 @@
     <w:semiHidden/>
     <w:unhideWhenUsed/>
     <w:qFormat/>
-    <w:rsid w:val="00D72D38"/>
+    <w:rsid w:val="003F5A6F"/>
     <w:pPr>
       <w:keepNext/>
       <w:keepLines/>
@@ -2654,11 +2810,11 @@
     <w:semiHidden/>
     <w:unhideWhenUsed/>
     <w:qFormat/>
-    <w:rsid w:val="00D72D38"/>
+    <w:rsid w:val="003F5A6F"/>
     <w:pPr>
       <w:keepNext/>
       <w:keepLines/>
-      <w:spacing w:before="40"/>
+      <w:spacing w:before="40" w:after="0"/>
       <w:outlineLvl w:val="5"/>
     </w:pPr>
     <w:rPr>
@@ -2677,11 +2833,11 @@
     <w:semiHidden/>
     <w:unhideWhenUsed/>
     <w:qFormat/>
-    <w:rsid w:val="00D72D38"/>
+    <w:rsid w:val="003F5A6F"/>
     <w:pPr>
       <w:keepNext/>
       <w:keepLines/>
-      <w:spacing w:before="40"/>
+      <w:spacing w:before="40" w:after="0"/>
       <w:outlineLvl w:val="6"/>
     </w:pPr>
     <w:rPr>
@@ -2698,10 +2854,11 @@
     <w:semiHidden/>
     <w:unhideWhenUsed/>
     <w:qFormat/>
-    <w:rsid w:val="00D72D38"/>
+    <w:rsid w:val="003F5A6F"/>
     <w:pPr>
       <w:keepNext/>
       <w:keepLines/>
+      <w:spacing w:after="0"/>
       <w:outlineLvl w:val="7"/>
     </w:pPr>
     <w:rPr>
@@ -2720,10 +2877,11 @@
     <w:semiHidden/>
     <w:unhideWhenUsed/>
     <w:qFormat/>
-    <w:rsid w:val="00D72D38"/>
+    <w:rsid w:val="003F5A6F"/>
     <w:pPr>
       <w:keepNext/>
       <w:keepLines/>
+      <w:spacing w:after="0"/>
       <w:outlineLvl w:val="8"/>
     </w:pPr>
     <w:rPr>
@@ -2763,7 +2921,7 @@
     <w:basedOn w:val="DefaultParagraphFont"/>
     <w:link w:val="Heading1"/>
     <w:uiPriority w:val="9"/>
-    <w:rsid w:val="00D72D38"/>
+    <w:rsid w:val="003F5A6F"/>
     <w:rPr>
       <w:rFonts w:asciiTheme="majorHAnsi" w:eastAsiaTheme="majorEastAsia" w:hAnsiTheme="majorHAnsi" w:cstheme="majorBidi"/>
       <w:color w:val="2F5496" w:themeColor="accent1" w:themeShade="BF"/>
@@ -2776,7 +2934,7 @@
     <w:basedOn w:val="DefaultParagraphFont"/>
     <w:link w:val="Heading2"/>
     <w:uiPriority w:val="9"/>
-    <w:rsid w:val="00D72D38"/>
+    <w:rsid w:val="003F5A6F"/>
     <w:rPr>
       <w:rFonts w:asciiTheme="majorHAnsi" w:eastAsiaTheme="majorEastAsia" w:hAnsiTheme="majorHAnsi" w:cstheme="majorBidi"/>
       <w:color w:val="2F5496" w:themeColor="accent1" w:themeShade="BF"/>
@@ -2790,7 +2948,7 @@
     <w:link w:val="Heading3"/>
     <w:uiPriority w:val="9"/>
     <w:semiHidden/>
-    <w:rsid w:val="00D72D38"/>
+    <w:rsid w:val="003F5A6F"/>
     <w:rPr>
       <w:rFonts w:eastAsiaTheme="majorEastAsia" w:cstheme="majorBidi"/>
       <w:color w:val="2F5496" w:themeColor="accent1" w:themeShade="BF"/>
@@ -2804,7 +2962,7 @@
     <w:link w:val="Heading4"/>
     <w:uiPriority w:val="9"/>
     <w:semiHidden/>
-    <w:rsid w:val="00D72D38"/>
+    <w:rsid w:val="003F5A6F"/>
     <w:rPr>
       <w:rFonts w:eastAsiaTheme="majorEastAsia" w:cstheme="majorBidi"/>
       <w:i/>
@@ -2818,7 +2976,7 @@
     <w:link w:val="Heading5"/>
     <w:uiPriority w:val="9"/>
     <w:semiHidden/>
-    <w:rsid w:val="00D72D38"/>
+    <w:rsid w:val="003F5A6F"/>
     <w:rPr>
       <w:rFonts w:eastAsiaTheme="majorEastAsia" w:cstheme="majorBidi"/>
       <w:color w:val="2F5496" w:themeColor="accent1" w:themeShade="BF"/>
@@ -2830,7 +2988,7 @@
     <w:link w:val="Heading6"/>
     <w:uiPriority w:val="9"/>
     <w:semiHidden/>
-    <w:rsid w:val="00D72D38"/>
+    <w:rsid w:val="003F5A6F"/>
     <w:rPr>
       <w:rFonts w:eastAsiaTheme="majorEastAsia" w:cstheme="majorBidi"/>
       <w:i/>
@@ -2844,7 +3002,7 @@
     <w:link w:val="Heading7"/>
     <w:uiPriority w:val="9"/>
     <w:semiHidden/>
-    <w:rsid w:val="00D72D38"/>
+    <w:rsid w:val="003F5A6F"/>
     <w:rPr>
       <w:rFonts w:eastAsiaTheme="majorEastAsia" w:cstheme="majorBidi"/>
       <w:color w:val="595959" w:themeColor="text1" w:themeTint="A6"/>
@@ -2856,7 +3014,7 @@
     <w:link w:val="Heading8"/>
     <w:uiPriority w:val="9"/>
     <w:semiHidden/>
-    <w:rsid w:val="00D72D38"/>
+    <w:rsid w:val="003F5A6F"/>
     <w:rPr>
       <w:rFonts w:eastAsiaTheme="majorEastAsia" w:cstheme="majorBidi"/>
       <w:i/>
@@ -2870,7 +3028,7 @@
     <w:link w:val="Heading9"/>
     <w:uiPriority w:val="9"/>
     <w:semiHidden/>
-    <w:rsid w:val="00D72D38"/>
+    <w:rsid w:val="003F5A6F"/>
     <w:rPr>
       <w:rFonts w:eastAsiaTheme="majorEastAsia" w:cstheme="majorBidi"/>
       <w:color w:val="272727" w:themeColor="text1" w:themeTint="D8"/>
@@ -2883,7 +3041,7 @@
     <w:link w:val="TitleChar"/>
     <w:uiPriority w:val="10"/>
     <w:qFormat/>
-    <w:rsid w:val="00D72D38"/>
+    <w:rsid w:val="003F5A6F"/>
     <w:pPr>
       <w:spacing w:after="80" w:line="240" w:lineRule="auto"/>
       <w:contextualSpacing/>
@@ -2901,7 +3059,7 @@
     <w:basedOn w:val="DefaultParagraphFont"/>
     <w:link w:val="Title"/>
     <w:uiPriority w:val="10"/>
-    <w:rsid w:val="00D72D38"/>
+    <w:rsid w:val="003F5A6F"/>
     <w:rPr>
       <w:rFonts w:asciiTheme="majorHAnsi" w:eastAsiaTheme="majorEastAsia" w:hAnsiTheme="majorHAnsi" w:cstheme="majorBidi"/>
       <w:spacing w:val="-10"/>
@@ -2917,7 +3075,7 @@
     <w:link w:val="SubtitleChar"/>
     <w:uiPriority w:val="11"/>
     <w:qFormat/>
-    <w:rsid w:val="00D72D38"/>
+    <w:rsid w:val="003F5A6F"/>
     <w:pPr>
       <w:numPr>
         <w:ilvl w:val="1"/>
@@ -2936,7 +3094,7 @@
     <w:basedOn w:val="DefaultParagraphFont"/>
     <w:link w:val="Subtitle"/>
     <w:uiPriority w:val="11"/>
-    <w:rsid w:val="00D72D38"/>
+    <w:rsid w:val="003F5A6F"/>
     <w:rPr>
       <w:rFonts w:eastAsiaTheme="majorEastAsia" w:cstheme="majorBidi"/>
       <w:color w:val="595959" w:themeColor="text1" w:themeTint="A6"/>
@@ -2952,7 +3110,7 @@
     <w:link w:val="QuoteChar"/>
     <w:uiPriority w:val="29"/>
     <w:qFormat/>
-    <w:rsid w:val="00D72D38"/>
+    <w:rsid w:val="003F5A6F"/>
     <w:pPr>
       <w:spacing w:before="160"/>
       <w:jc w:val="center"/>
@@ -2968,7 +3126,7 @@
     <w:basedOn w:val="DefaultParagraphFont"/>
     <w:link w:val="Quote"/>
     <w:uiPriority w:val="29"/>
-    <w:rsid w:val="00D72D38"/>
+    <w:rsid w:val="003F5A6F"/>
     <w:rPr>
       <w:i/>
       <w:iCs/>
@@ -2980,7 +3138,7 @@
     <w:basedOn w:val="Normal"/>
     <w:uiPriority w:val="34"/>
     <w:qFormat/>
-    <w:rsid w:val="00D72D38"/>
+    <w:rsid w:val="003F5A6F"/>
     <w:pPr>
       <w:ind w:left="720"/>
       <w:contextualSpacing/>
@@ -2991,7 +3149,7 @@
     <w:basedOn w:val="DefaultParagraphFont"/>
     <w:uiPriority w:val="21"/>
     <w:qFormat/>
-    <w:rsid w:val="00D72D38"/>
+    <w:rsid w:val="003F5A6F"/>
     <w:rPr>
       <w:i/>
       <w:iCs/>
@@ -3005,7 +3163,7 @@
     <w:link w:val="IntenseQuoteChar"/>
     <w:uiPriority w:val="30"/>
     <w:qFormat/>
-    <w:rsid w:val="00D72D38"/>
+    <w:rsid w:val="003F5A6F"/>
     <w:pPr>
       <w:pBdr>
         <w:top w:val="single" w:sz="4" w:space="10" w:color="2F5496" w:themeColor="accent1" w:themeShade="BF"/>
@@ -3026,7 +3184,7 @@
     <w:basedOn w:val="DefaultParagraphFont"/>
     <w:link w:val="IntenseQuote"/>
     <w:uiPriority w:val="30"/>
-    <w:rsid w:val="00D72D38"/>
+    <w:rsid w:val="003F5A6F"/>
     <w:rPr>
       <w:i/>
       <w:iCs/>
@@ -3038,7 +3196,7 @@
     <w:basedOn w:val="DefaultParagraphFont"/>
     <w:uiPriority w:val="32"/>
     <w:qFormat/>
-    <w:rsid w:val="00D72D38"/>
+    <w:rsid w:val="003F5A6F"/>
     <w:rPr>
       <w:b/>
       <w:bCs/>
